--- a/example_articles/states/Pennsylvania/5.states_Pennsylvania_Other_publisher.docx
+++ b/example_articles/states/Pennsylvania/5.states_Pennsylvania_Other_publisher.docx
@@ -29,17 +29,17 @@
     </w:p>
     <w:p>
       <w:r>
-        <w:t>Source File: Other publishers/Files (500) (16).DOCX</w:t>
+        <w:t>Source file: Other publishers/Files (500) (16).DOCX</w:t>
       </w:r>
     </w:p>
     <w:p>
       <w:r>
-        <w:t>Raw locations result: ['Pennsylvania']</w:t>
+        <w:t>Raw locations result, 'locations': ['Pennsylvania']</w:t>
       </w:r>
     </w:p>
     <w:p>
       <w:r>
-        <w:t>states_stand_flat (Standardized): Pennsylvania</w:t>
+        <w:t>Standardized locations result, 'states_stand_flat': Pennsylvania</w:t>
       </w:r>
     </w:p>
     <w:p>

--- a/example_articles/states/Pennsylvania/5.states_Pennsylvania_Other_publisher.docx
+++ b/example_articles/states/Pennsylvania/5.states_Pennsylvania_Other_publisher.docx
@@ -7,9 +7,7 @@
         <w:pStyle w:val="Heading1"/>
       </w:pPr>
       <w:r>
-        <w:t>It's not politics as usual this time;</w:t>
-        <w:br/>
-        <w:t xml:space="preserve"> Clinton telling middle class to come home</w:t>
+        <w:t>A popular choice for Treasury // Conservatives, liberals alike favor Bentsen</w:t>
       </w:r>
     </w:p>
     <w:p>
@@ -19,17 +17,17 @@
     </w:p>
     <w:p>
       <w:r>
-        <w:t>Date: 1992-03-15</w:t>
+        <w:t>Date: 1992-12-11</w:t>
       </w:r>
     </w:p>
     <w:p>
       <w:r>
-        <w:t>Section: News; CAMPAIGN COVERAGE; Pg. 1A</w:t>
+        <w:t>Section: NEWS; Pg. 3A</w:t>
       </w:r>
     </w:p>
     <w:p>
       <w:r>
-        <w:t>Source file: Other publishers/Files (500) (16).DOCX</w:t>
+        <w:t>Source file: Other publishers/Files (500) (25).DOCX</w:t>
       </w:r>
     </w:p>
     <w:p>
@@ -51,41 +49,59 @@
     </w:p>
     <w:p>
       <w:r>
-        <w:t>Arkansas Gov. Bill Clinton's presidential campaign strategy rests in part on winning working-class white voters back from the Republicans - and nowhere are his tactics more evident than in Macomb County, Mich., once a Democratic stronghold.</w:t>
+        <w:t>Sen. Lloyd Bentsen was nearing the end of an exhausting post-convention trip to Texas, California, North Dakota and Pennsylvania as the Democratic Party's vice presidential nominee in 1988 when he finally found his niche.</w:t>
         <w:br/>
-        <w:t xml:space="preserve"> The white voters in the Detroit suburb began leaving the Democrats to support George Wallace and Richard Nixon in the 1960s. A majority were wooed by Ronald Reagan's denunciation of "welfare queens" in the 1980s and found common ground with George Bush four years ago when he complained about the furlough of a dangerous black prison inmate.</w:t>
+        <w:t>What he and Michael Dukakis offered voters, he told a working-class crowd in Erie, Pa., was ''effective management of the taxpayers' dollar.''</w:t>
         <w:br/>
-        <w:t xml:space="preserve"> Now, Clinton is luring them back with attacks on the much-despised welfare system, an appeal to "middle-class values" and plans to help the auto industry. "Come home to the Democrats," he urged an overflow crowd at Macomb Community College on Thursday. "I'll give you a new Democratic Party which builds a new economic and social policy for the '90s based on mainstream American values - rewarding work and restoring the middle class."</w:t>
+        <w:t>He never got the chance to prove his point, although as chairman of the Senate Finance Committee, the lanky Democrat from south Texas has been an influential overseer of federal finances.</w:t>
         <w:br/>
-        <w:t>While the words may sound like a small variation on politics as usual, they are carefully calibrated to give Clinton a reprise of his victory in the South last Tuesday, when both black and white Democratic voters chose him overwhelmingly.</w:t>
+        <w:t>But after a distinguished career in government and business dating back to his election to the House in 1948 - when President-elect Clinton was 2 years old - Lloyd Millard Bentsen Jr. hit pay dirt Thursday as Clinton's choice for Treasury secretary.</w:t>
         <w:br/>
-        <w:t xml:space="preserve"> If he can repeat this feat in Michigan and Illinois, the nomination will effectively be his. But the challenge of attracting white voters will assert itself even more strongly in November.</w:t>
+        <w:t>There could be no safer choice. After six years in the House and 22 in the Senate, Bentsen knows Washington as well as anyone on Capitol Hill. Between those two stints, he spent 16 years amassing a fortune estimated at more than $ 10 million by turning a small Texas insurance firm into a diversified financial holding company.</w:t>
         <w:br/>
-        <w:t xml:space="preserve"> Clinton's strategy has relied heavily on the work of pollster Stanley Greenberg, who found in a 1985 study that Macomb County's white working-class voters deserted the Democrats because the party was perceived as catering to the needs of blacks. In fact, Greenberg concluded, the party was identified so closely with failed social programs that its presidential candidates were seen as no longer sharing middle-class values of hard work and family.</w:t>
+        <w:t>At 71, the man who beat George Bush for a Senate seat in 1970 is at ease talking trade in Tokyo or playing tennis in Texas, in corporate board rooms or Washington's back rooms. He's the ultimate insider.</w:t>
         <w:br/>
-        <w:t xml:space="preserve"> Greenberg spelled out a unifying, inclusive theme aimed at middle-class concerns that Clinton has followed closely, studding his speeches with calls for racial harmony, "personal responsibility" and welfare reform.</w:t>
+        <w:t>''His theory to solving most of the social and economic problems in this country is to give people a chance to earn money,'' says George Christian, a former speech writer for Lyndon Johnson. ''He's motivated by wanting everybody to have a piece of the action.''</w:t>
         <w:br/>
-        <w:t xml:space="preserve"> In years past, welfare was a subject Democrats were afraid to discuss for fear of offending liberal orthodoxy. Clinton finds he can turn the issue on President Bush and win applause from black and white voters. A Chicago audience roared Tuesday when he vowed to tell Bush, "You don't want to do anything about welfare. You've had 12 years and you haven't taken a lick at it."</w:t>
+        <w:t>The Treasury Department, with its broad jurisdiction over tax and trade policy, appears the perfect place for Bentsen to complete his career. And his experience is likely to soothe any fears - on Wall Street or in Washington - that Clinton will raid the treasury, loot the taxpayers or hike the deficit.</w:t>
         <w:br/>
-        <w:t xml:space="preserve"> Clinton would give welfare recipients two years of training and then force them to work. "I want to erase the stigma of welfare for good," he said in campaign speeches, "by restoring a simple, dignified principle: No one who can work can stay on welfare forever."</w:t>
+        <w:t>Bentsen, unlike most of his colleagues on Capitol Hill, is a throwback to another time. He favors compromise over confrontation, legislative efficiency over ideological purity, a quiet handshake over a noisy news conference.</w:t>
         <w:br/>
-        <w:t xml:space="preserve"> If a job isn't available in the private sector, welfare recipients would have to "start earning their way through community service," Clinton says.</w:t>
+        <w:t>Republicans like him. ''Bentsen is pragmatic in his approach to problems,'' says Sen. Phil Gramm, R-Texas, a frequent adversary on partisan issues.</w:t>
         <w:br/>
-        <w:t xml:space="preserve"> Other candidates, when asked, offer no welfare-reform proposals. Paul Tsongas says he would fight poverty with economic growth, and Jerry Brown says he would give tax credits to businesses hiring workers from poor neighborhoods.</w:t>
+        <w:t>Liberals like him. ''He believes in the principles of the Democratic Party,'' says ex-Texas congresswoman Barbara Jordan.</w:t>
         <w:br/>
-        <w:t xml:space="preserve"> Clinton's welfare message is a brilliant strategy in places like mostly white Macomb County, says University of Michigan political scientist Stephen Rosenstone. "Welfare, like food stamps, has a black spin to it, and it's a savvy move to distance yourself from programs that are considered special favors for black people," he said.</w:t>
+        <w:t>Big business likes him. ''He's always had a feeling that the way to strengthen the American economy was by strengthening the private sector,'' says Jerry Jasinowski, president of the National Association of Manufacturers.</w:t>
         <w:br/>
-        <w:t xml:space="preserve"> Rosenstone added that, while the move makes sense politically, the common perception is wrong: Most welfare beneficiaries are white.</w:t>
+        <w:t>If there is a rap on Bentsen, it is that he leans too far toward business - particularly the oil and gas industries that thrive in his native Texas - and does not shy away from special interests.</w:t>
         <w:br/>
-        <w:t xml:space="preserve"> A Chicago Tribune poll released last week showed that blue-collar workers in Illinois, earning an average of $ 38,700 a household, voted for the Reagan and Bush tickets in the last three presidential elections even though only 23 percent are registered Republicans. "Bill Clinton must draw his backing from these blue-collar Democrats outside Chicago," the Tribune's Charles Madigan wrote last week. And that is what Clinton, more than either of the other candidates, has been trying to do.</w:t>
+        <w:t>Bentsen has at times sided with Republicans, supporting Ronald Reagan's tax and budget cuts in the early 1980s. And after taking over the Finance Committee in 1987, he offered breakfast sessions to lobbyists who contributed $ 10,000 to his re-election campaign - a practice dubbed ''Eggs McBentsen'' by critics. Even when he closed the kitchen and spurned political action committee funds, the cash kept pouring in.</w:t>
         <w:br/>
-        <w:t xml:space="preserve"> Of the Democrats, Clinton is the best organized, particularly in Illinois, where he has worked for the past year to line up endorsements from leaders of every major ethnic faction. Clinton has picked up support from prominent black Chicago politicians, including former Mayor Eugene Sawyer and Cook County Commissioner Danny Davis. Yet he also has the endorsement of Ed Burke, a prominent Irish-American opponent of Harold Washington, the late black mayor.</w:t>
+        <w:t>In general, Bentsen comes down between the liberal Democrats and conservative Republicans he frequently serves as broker. He does not believe in raiding corporate coffers to run the government, nor does he believe government should leave business alone. Rather, he is a firm advocate of using the tax code to help the private sector flourish.</w:t>
         <w:br/>
-        <w:t xml:space="preserve"> Clinton's national campaign chairman is David Wilhelm, the architect of Chicago Mayor Richard Daley's successful races that drew support from black and white voters.</w:t>
+        <w:t>''He does not hold the Wall Street money markets in awe,'' says Rep. Jack Brooks, D-Texas, chairman of the House Judiciary Committee. ''He understands them … but he does not believe that they're infallible.''</w:t>
         <w:br/>
-        <w:t xml:space="preserve"> Clinton's ability to attract major black leaders in Illinois and Michigan gives him a huge jump on Tsongas and Brown. Nonetheless, black voter turnout was down dramatically across the South on Super Tuesday. And some Detroit officials are predicting low turnout in Michigan, in part because the candidates have ignored Detroit.</w:t>
+        <w:t>Bentsen's best year on Capitol Hill was 1988, when he was picked to run for vice president while completing what Dukakis called his ''grand slam'' - landmark legislation on trade, welfare reform, health care and plant closings.</w:t>
         <w:br/>
-        <w:t xml:space="preserve"> Clinton staffers already are focusing on the problems facing their coalition come November, some of which were visible in exit polls Super Tuesday. A record number of white voters voted in the Republican primaries, indicating that so-called Reagan and Bush Democrats may have crossed the line irretrievably to the GOP.</w:t>
+        <w:t>''Lloyd is the kind of a guy about whom there aren't many funny stories,'' says ex-House speaker Jim Wright, D-Texas, a colleague for a generation. ''He has had his eye clearly fixed on certain goals. He's not prone to play around.''</w:t>
+        <w:br/>
+        <w:br/>
+        <w:t>Notes</w:t>
+        <w:br/>
+        <w:br/>
+        <w:t>THE TRANSITION</w:t>
+        <w:br/>
+        <w:br/>
+        <w:t>Graphic</w:t>
+        <w:br/>
+        <w:br/>
+        <w:t xml:space="preserve"> </w:t>
+        <w:br/>
+        <w:t>PHOTO, b/w, Jeff Mitchell, Reuters</w:t>
+        <w:br/>
+        <w:t xml:space="preserve"> </w:t>
+        <w:br/>
+        <w:t>CUTLINE: ROAD TO TREASURY: Lloyd Bentsen, in Little Rock Thursday with President-elect Clinton, is respected by big business and Republicans and Democrats alike.</w:t>
       </w:r>
     </w:p>
     <w:sectPr>

--- a/example_articles/states/Pennsylvania/5.states_Pennsylvania_Other_publisher.docx
+++ b/example_articles/states/Pennsylvania/5.states_Pennsylvania_Other_publisher.docx
@@ -7,7 +7,7 @@
         <w:pStyle w:val="Heading1"/>
       </w:pPr>
       <w:r>
-        <w:t>A popular choice for Treasury // Conservatives, liberals alike favor Bentsen</w:t>
+        <w:t>MOVIES WITH LOCAL TIES ABOUND AT UPCOMING FILM FESTIVALS</w:t>
       </w:r>
     </w:p>
     <w:p>
@@ -17,17 +17,17 @@
     </w:p>
     <w:p>
       <w:r>
-        <w:t>Date: 1992-12-11</w:t>
+        <w:t>Date: 2023-11-06</w:t>
       </w:r>
     </w:p>
     <w:p>
       <w:r>
-        <w:t>Section: NEWS; Pg. 3A</w:t>
+        <w:t>Section: MAGAZINE; Pg. B-1</w:t>
       </w:r>
     </w:p>
     <w:p>
       <w:r>
-        <w:t>Source file: Other publishers/Files (500) (25).DOCX</w:t>
+        <w:t>Source file: Other publishers/Files (500) (2).DOCX</w:t>
       </w:r>
     </w:p>
     <w:p>
@@ -49,47 +49,53 @@
     </w:p>
     <w:p>
       <w:r>
-        <w:t>Sen. Lloyd Bentsen was nearing the end of an exhausting post-convention trip to Texas, California, North Dakota and Pennsylvania as the Democratic Party's vice presidential nominee in 1988 when he finally found his niche.</w:t>
+        <w:t>Film Pittsburgh's primary mission is to provide Western Pennsylvanians with opportunities to watch films from around the globe. Sometimes, those journeys through international cinema come with a round-trip ticket.</w:t>
         <w:br/>
-        <w:t>What he and Michael Dukakis offered voters, he told a working-class crowd in Erie, Pa., was ''effective management of the taxpayers' dollar.''</w:t>
+        <w:t>As usual, local cinephiles will have the chance to see films that originated everywhere from France to Japan during Film Pittsburgh's 2023 Three Rivers Film Festival from Wednesday-Nov. 15 and Pittsburgh Shorts from Nov. 16-19. Each festival will include both virtual and in-person screenings, with Three Rivers' in-person events taking place at various venues throughout the city and Pittsburgh Shorts' in-person activities concentrated at Downtown's Harris Theater.</w:t>
         <w:br/>
-        <w:t>He never got the chance to prove his point, although as chairman of the Senate Finance Committee, the lanky Democrat from south Texas has been an influential overseer of federal finances.</w:t>
+        <w:t>Tickets to both film festivals are available via filmpittsburgh.org.</w:t>
         <w:br/>
-        <w:t>But after a distinguished career in government and business dating back to his election to the House in 1948 - when President-elect Clinton was 2 years old - Lloyd Millard Bentsen Jr. hit pay dirt Thursday as Clinton's choice for Treasury secretary.</w:t>
+        <w:t>And both feature programming lineups boasting a notable number of selections from locally based filmmakers or folks with Western Pennsylvania ties.</w:t>
         <w:br/>
-        <w:t>There could be no safer choice. After six years in the House and 22 in the Senate, Bentsen knows Washington as well as anyone on Capitol Hill. Between those two stints, he spent 16 years amassing a fortune estimated at more than $ 10 million by turning a small Texas insurance firm into a diversified financial holding company.</w:t>
+        <w:t>"We had an unusually high number of quality Pittsburgh-connected films submitted to both festivals this year," Film Pittsburgh Executive Director Kathryn Spitz Cohan told the Post-Gazette in a statement.</w:t>
         <w:br/>
-        <w:t>At 71, the man who beat George Bush for a Senate seat in 1970 is at ease talking trade in Tokyo or playing tennis in Texas, in corporate board rooms or Washington's back rooms. He's the ultimate insider.</w:t>
+        <w:t>"And they were being reviewed alongside so many excellent films from all over the world. The competition was fierce, so we're thrilled to be able to showcase so much Pittsburgh talent in the lineups this year."</w:t>
         <w:br/>
-        <w:t>''His theory to solving most of the social and economic problems in this country is to give people a chance to earn money,'' says George Christian, a former speech writer for Lyndon Johnson. ''He's motivated by wanting everybody to have a piece of the action.''</w:t>
+        <w:t>The Three Rivers Film Festival will kick off Wednesday at 7 p.m. with two simultaneous screenings: the world premiere of "Unsinkable," a locally shot drama about the U.S. Senate inquiries into the 1912 Titanic disaster, at Downtown's Pittsburgh Playhouse; and "The Holdovers," director Alexander Payne's new dramedy about found family at an elite New England boarding school, at the Harris Theater.</w:t>
         <w:br/>
-        <w:t>The Treasury Department, with its broad jurisdiction over tax and trade policy, appears the perfect place for Bentsen to complete his career. And his experience is likely to soothe any fears - on Wall Street or in Washington - that Clinton will raid the treasury, loot the taxpayers or hike the deficit.</w:t>
+        <w:t>Paul Giamatti stars in "The Holdovers" as a grumpy professor tasked with watching the five students who were unable to go home for the holidays. One of those holdovers is a particularly surly teenager played by newcomer Dominic Sessa, a sophomore currently on a leave of absence from Carnegie Mellon University's School of Drama.</w:t>
         <w:br/>
-        <w:t>Bentsen, unlike most of his colleagues on Capitol Hill, is a throwback to another time. He favors compromise over confrontation, legislative efficiency over ideological purity, a quiet handshake over a noisy news conference.</w:t>
+        <w:t>"Dominic kind of didn't need much help," Payne said during a recent virtual news conference. "He took to it like a duck to water. I've never seen such an innate talent, not just for acting, but for film acting."</w:t>
         <w:br/>
-        <w:t>Republicans like him. ''Bentsen is pragmatic in his approach to problems,'' says Sen. Phil Gramm, R-Texas, a frequent adversary on partisan issues.</w:t>
+        <w:t>Three Rivers audiences interested in checking out more 2023 films featuring creatives with Pittsburgh roots can return to the Harris Theater Thursday at 7:30 p.m. for "Two Lives in Pittsburgh" and Nov. 15 at 7 p.m. for "Hard Miles." Both screenings will be followed by Q&amp;As with each movie's respective filmmaking team.</w:t>
         <w:br/>
-        <w:t>Liberals like him. ''He believes in the principles of the Democratic Party,'' says ex-Texas congresswoman Barbara Jordan.</w:t>
+        <w:t>"Two Lives in Pittsburgh" is the brainchild of writer, director and star Brian Silverman. He plays Bernie Evers, a working-class guy coming to terms with his mother's illness and daughter's gender exploration. It's Silverman's first film, and he told the Post-Gazette in an email that he strived to ensure the Steel City felt like its own character and the narrative he crafted was capable of making "Pittsburgh Dad laugh and cry."</w:t>
         <w:br/>
-        <w:t>Big business likes him. ''He's always had a feeling that the way to strengthen the American economy was by strengthening the private sector,'' says Jerry Jasinowski, president of the National Association of Manufacturers.</w:t>
+        <w:t>"Showing this film in Pittsburgh is like having a love letter in your pocket for years and then finally seeing your loved one read it," he said. "When I think of growing up in Pittsburgh, of my formative years, I'm overwhelmed with gratitude. ... I hope that the audiences at the Three Rivers Film Festival feel that and see in each other and in themselves all of those things that I love about our city."</w:t>
         <w:br/>
-        <w:t>If there is a rap on Bentsen, it is that he leans too far toward business - particularly the oil and gas industries that thrive in his native Texas - and does not shy away from special interests.</w:t>
+        <w:t>"Hard Miles" is a sports drama based on the real-life Ridge View Academy cycling team starring "Stranger Things" alumni Matthew Modine and Sean Astin. Modine plays Greg Townsend, who leads a group of troubled teens on a harrowing bike ride from Denver to the Grand Canyon. It was co-written by Mt. Lebanon native Christian Sander and shepherded along by Pensé Productions, which Sander said via email still has an office in Oakland.</w:t>
         <w:br/>
-        <w:t>Bentsen has at times sided with Republicans, supporting Ronald Reagan's tax and budget cuts in the early 1980s. And after taking over the Finance Committee in 1987, he offered breakfast sessions to lobbyists who contributed $ 10,000 to his re-election campaign - a practice dubbed ''Eggs McBentsen'' by critics. Even when he closed the kitchen and spurned political action committee funds, the cash kept pouring in.</w:t>
+        <w:t>"If there's any city that understands the value of hard work and determination, it's the 'Burgh," Sander continued. "So I'm thrilled to bring 'Hard Miles' home to share with the Three Rivers Film Festival crowd."</w:t>
         <w:br/>
-        <w:t>In general, Bentsen comes down between the liberal Democrats and conservative Republicans he frequently serves as broker. He does not believe in raiding corporate coffers to run the government, nor does he believe government should leave business alone. Rather, he is a firm advocate of using the tax code to help the private sector flourish.</w:t>
+        <w:t>If you're into slightly more offbeat fare, circle "The Street Lamp Outside My Apartment Window," a locally shot film playing during Pittsburgh Shorts' 6-8 p.m. block on Nov. 18. This four-minute short is a semi-autobiographical account of its narrator's losing battle with the extremely bright street lamp that's been keeping him awake at night.</w:t>
         <w:br/>
-        <w:t>''He does not hold the Wall Street money markets in awe,'' says Rep. Jack Brooks, D-Texas, chairman of the House Judiciary Committee. ''He understands them … but he does not believe that they're infallible.''</w:t>
+        <w:t>"The Street Lamp Outside My Apartment Window" hails from the minds of writer-directors and married couple Ahmed T. Ragheb and Lily Ekimian Ragheb, whose short film "Tales of the Marvelous and News of the Strange" was shown during last year's Pittsburgh Shorts. That street lamp tortured them both for two years before they finally moved. Even still, they could never shake the sense that "something profound was lurking in the black metal, glass and filament."</w:t>
         <w:br/>
-        <w:t>Bentsen's best year on Capitol Hill was 1988, when he was picked to run for vice president while completing what Dukakis called his ''grand slam'' - landmark legislation on trade, welfare reform, health care and plant closings.</w:t>
+        <w:t>"The resulting film, shot as we finally packed up and moved apartments ... is our attempt to unpack the meaning behind a seemingly mundane frustration that accompanied us nightly as we found our footing and cinematic voice," the duo said in a joint press release.</w:t>
         <w:br/>
-        <w:t>''Lloyd is the kind of a guy about whom there aren't many funny stories,'' says ex-House speaker Jim Wright, D-Texas, a colleague for a generation. ''He has had his eye clearly fixed on certain goals. He's not prone to play around.''</w:t>
+        <w:t>Pittsburgh Shorts will get going barely 24 hours after "Hard Miles" closes out Three Rivers 2023. Its 7-10 p.m. block on Nov. 16 includes the locally shot narrative shorts "Eulogies" and "The Shortest Night of Summer."</w:t>
         <w:br/>
+        <w:t>"The Shortest Night of Summer" is a 10-minute exploration of a lonely radio DJ's attempt to reconnect with an old friend. Writer-director Benjamin Carlucci is a short-film wiz who won three of the last five Pittsburgh 48 Hour Film Projects. He noted that about half of "The Shortest Night of Summer" was shot at WQED's Oakland studio.</w:t>
         <w:br/>
-        <w:t>Notes</w:t>
+        <w:t>"For years, Pittsburgh Shorts has been one of our best local testaments to the unyielding passion of filmmakers all around the world and the boundless enthusiasm of Pittsburgh's love of cinema," Carlucci said. "I couldn't be happier to be a part of the opening lineup and I'm delighted to have our film representing Pittsburgh's indie scene amongst our local and international peers."</w:t>
         <w:br/>
+        <w:t>"Eulogies" is an 11-minute story about four friends finding hope and humor amid a horrible tragedy. Director Steve Parys is a veteran of the many Hollywood films and shows made in Western Pennsylvania who believes the quality of Pittsburgh Shorts and Three Rivers films has always been "absolutely top notch."</w:t>
         <w:br/>
-        <w:t>THE TRANSITION</w:t>
+        <w:t>"Though you can see lots of amazing Pittsburgh locations, talent and heart featured, the festivals also feature groundbreaking cinema from around the world," he said via email. "[I'm] completely thrilled my short film, 'Eulogies,' is playing the opening night of the Shorts festival.</w:t>
+        <w:br/>
+        <w:t>"If you enjoy a good film, you will be absolutely swamped with films you will love!"</w:t>
+        <w:br/>
+        <w:t>Joshua Axelrod: jaxelrod@post-gazette.com and Twitter @jaxelburgh.</w:t>
         <w:br/>
         <w:br/>
         <w:t>Graphic</w:t>
@@ -97,11 +103,17 @@
         <w:br/>
         <w:t xml:space="preserve"> </w:t>
         <w:br/>
-        <w:t>PHOTO, b/w, Jeff Mitchell, Reuters</w:t>
+        <w:t>PHOTO: Seacia Pavao/Focus Features via AP: Dominic Sessa, left, and Paul Giamatti in "The Holdovers."</w:t>
         <w:br/>
-        <w:t xml:space="preserve"> </w:t>
+        <w:t>PHOTO: Brian Silverman: The narrative feature "Two Lives in Pittsburgh" will be screened during Film Pittsburgh's 2023 Three Rivers Film Festival.</w:t>
         <w:br/>
-        <w:t>CUTLINE: ROAD TO TREASURY: Lloyd Bentsen, in Little Rock Thursday with President-elect Clinton, is respected by big business and Republicans and Democrats alike.</w:t>
+        <w:t>PHOTO: Mary Beth Kratsas: "Eulogies" is an 11-minute story about four friends finding hope and humor amid a horrible tragedy.</w:t>
+        <w:br/>
+        <w:t>PHOTO: Christian Sander: "Hard Miles" is a sports drama based on the real-life Ridge View Academy cycling team.</w:t>
+        <w:br/>
+        <w:t>PHOTO: Benjamin Carlucci: The short film "The Shortest Night of Summer" will be screened during Film Pittsburgh's 2023 Pittsburgh Shorts festival.</w:t>
+        <w:br/>
+        <w:t>PHOTO: Ahmed T. Ragheb and Lily Ekimian Ragheb: The short film "The Street Lamp Outside My Apartment Window" will be screened during Film Pittsburgh's 2023 Pittsburgh Shorts festival.</w:t>
       </w:r>
     </w:p>
     <w:sectPr>
